--- a/word-style-template/Backup of word-style-template.docx
+++ b/word-style-template/Backup of word-style-template.docx
@@ -477,6 +477,11 @@
         <w:docPartUnique/>
       </w:docPartObj>
     </w:sdtPr>
+    <w:sdtEndPr>
+      <w:rPr>
+        <w:rStyle w:val="PageNumber"/>
+      </w:rPr>
+    </w:sdtEndPr>
     <w:sdtContent>
       <w:p>
         <w:pPr>
@@ -529,6 +534,11 @@
         <w:docPartUnique/>
       </w:docPartObj>
     </w:sdtPr>
+    <w:sdtEndPr>
+      <w:rPr>
+        <w:rStyle w:val="PageNumber"/>
+      </w:rPr>
+    </w:sdtEndPr>
     <w:sdtContent>
       <w:p>
         <w:pPr>
@@ -613,6 +623,11 @@
         <w:docPartUnique/>
       </w:docPartObj>
     </w:sdtPr>
+    <w:sdtEndPr>
+      <w:rPr>
+        <w:rStyle w:val="PageNumber"/>
+      </w:rPr>
+    </w:sdtEndPr>
     <w:sdtContent>
       <w:p>
         <w:pPr>
